--- a/content/CP4807/CP4807-Cont.docx
+++ b/content/CP4807/CP4807-Cont.docx
@@ -43,7 +43,7 @@
           </w:tcPr>
           <w:p>
             <w:pPr>
-              <w:pStyle w:val="Wsreference"/>
+              <w:pStyle w:val="AIinstructions"/>
             </w:pPr>
             <w:r>
               <w:t/>
@@ -72,10 +72,12 @@
               <w:pStyle w:val="Wsname"/>
             </w:pPr>
             <w:r>
-              <w:t>Contents</w:t>
+              <w:t>Content</w:t>
+            </w:r>
+            <w:r>
+              <w:t>s</w:t>
             </w:r>
           </w:p>
-          <w:p/>
         </w:tc>
         <w:tc>
           <w:tcPr>
@@ -435,6 +437,92 @@
     </w:lvl>
   </w:abstractNum>
   <w:abstractNum w:abstractNumId="1" w15:restartNumberingAfterBreak="0">
+    <w:nsid w:val="1CF64BAE"/>
+    <w:multiLevelType w:val="hybridMultilevel"/>
+    <w:tmpl w:val="3E6C0900"/>
+    <w:lvl w:ilvl="0" w:tplc="0809000F">
+      <w:start w:val="1"/>
+      <w:numFmt w:val="decimal"/>
+      <w:lvlText w:val="%1."/>
+      <w:lvlJc w:val="left"/>
+      <w:pPr>
+        <w:ind w:left="720" w:hanging="360"/>
+      </w:pPr>
+    </w:lvl>
+    <w:lvl w:ilvl="1" w:tplc="08090019">
+      <w:start w:val="1"/>
+      <w:numFmt w:val="lowerLetter"/>
+      <w:lvlText w:val="%2."/>
+      <w:lvlJc w:val="left"/>
+      <w:pPr>
+        <w:ind w:left="1440" w:hanging="360"/>
+      </w:pPr>
+    </w:lvl>
+    <w:lvl w:ilvl="2" w:tplc="0809001B">
+      <w:start w:val="1"/>
+      <w:numFmt w:val="lowerRoman"/>
+      <w:lvlText w:val="%3."/>
+      <w:lvlJc w:val="right"/>
+      <w:pPr>
+        <w:ind w:left="2160" w:hanging="180"/>
+      </w:pPr>
+    </w:lvl>
+    <w:lvl w:ilvl="3" w:tplc="0809000F">
+      <w:start w:val="1"/>
+      <w:numFmt w:val="decimal"/>
+      <w:lvlText w:val="%4."/>
+      <w:lvlJc w:val="left"/>
+      <w:pPr>
+        <w:ind w:left="2880" w:hanging="360"/>
+      </w:pPr>
+    </w:lvl>
+    <w:lvl w:ilvl="4" w:tplc="08090019">
+      <w:start w:val="1"/>
+      <w:numFmt w:val="lowerLetter"/>
+      <w:lvlText w:val="%5."/>
+      <w:lvlJc w:val="left"/>
+      <w:pPr>
+        <w:ind w:left="3600" w:hanging="360"/>
+      </w:pPr>
+    </w:lvl>
+    <w:lvl w:ilvl="5" w:tplc="0809001B">
+      <w:start w:val="1"/>
+      <w:numFmt w:val="lowerRoman"/>
+      <w:lvlText w:val="%6."/>
+      <w:lvlJc w:val="right"/>
+      <w:pPr>
+        <w:ind w:left="4320" w:hanging="180"/>
+      </w:pPr>
+    </w:lvl>
+    <w:lvl w:ilvl="6" w:tplc="0809000F">
+      <w:start w:val="1"/>
+      <w:numFmt w:val="decimal"/>
+      <w:lvlText w:val="%7."/>
+      <w:lvlJc w:val="left"/>
+      <w:pPr>
+        <w:ind w:left="5040" w:hanging="360"/>
+      </w:pPr>
+    </w:lvl>
+    <w:lvl w:ilvl="7" w:tplc="08090019">
+      <w:start w:val="1"/>
+      <w:numFmt w:val="lowerLetter"/>
+      <w:lvlText w:val="%8."/>
+      <w:lvlJc w:val="left"/>
+      <w:pPr>
+        <w:ind w:left="5760" w:hanging="360"/>
+      </w:pPr>
+    </w:lvl>
+    <w:lvl w:ilvl="8" w:tplc="0809001B">
+      <w:start w:val="1"/>
+      <w:numFmt w:val="lowerRoman"/>
+      <w:lvlText w:val="%9."/>
+      <w:lvlJc w:val="right"/>
+      <w:pPr>
+        <w:ind w:left="6480" w:hanging="180"/>
+      </w:pPr>
+    </w:lvl>
+  </w:abstractNum>
+  <w:abstractNum w:abstractNumId="2" w15:restartNumberingAfterBreak="0">
     <w:nsid w:val="1EDE6A06"/>
     <w:multiLevelType w:val="hybridMultilevel"/>
     <w:tmpl w:val="107E292A"/>
@@ -574,7 +662,7 @@
       </w:rPr>
     </w:lvl>
   </w:abstractNum>
-  <w:abstractNum w:abstractNumId="2" w15:restartNumberingAfterBreak="0">
+  <w:abstractNum w:abstractNumId="3" w15:restartNumberingAfterBreak="0">
     <w:nsid w:val="27231DF8"/>
     <w:multiLevelType w:val="hybridMultilevel"/>
     <w:tmpl w:val="F1DE6CB2"/>
@@ -687,7 +775,7 @@
       </w:rPr>
     </w:lvl>
   </w:abstractNum>
-  <w:abstractNum w:abstractNumId="3" w15:restartNumberingAfterBreak="0">
+  <w:abstractNum w:abstractNumId="4" w15:restartNumberingAfterBreak="0">
     <w:nsid w:val="42CA77DD"/>
     <w:multiLevelType w:val="hybridMultilevel"/>
     <w:tmpl w:val="C180E7F8"/>
@@ -773,7 +861,7 @@
       </w:pPr>
     </w:lvl>
   </w:abstractNum>
-  <w:abstractNum w:abstractNumId="4" w15:restartNumberingAfterBreak="0">
+  <w:abstractNum w:abstractNumId="5" w15:restartNumberingAfterBreak="0">
     <w:nsid w:val="43BC4DEA"/>
     <w:multiLevelType w:val="hybridMultilevel"/>
     <w:tmpl w:val="C180E7F8"/>
@@ -859,7 +947,7 @@
       </w:pPr>
     </w:lvl>
   </w:abstractNum>
-  <w:abstractNum w:abstractNumId="5" w15:restartNumberingAfterBreak="0">
+  <w:abstractNum w:abstractNumId="6" w15:restartNumberingAfterBreak="0">
     <w:nsid w:val="461F5479"/>
     <w:multiLevelType w:val="hybridMultilevel"/>
     <w:tmpl w:val="E2687198"/>
@@ -945,7 +1033,7 @@
       </w:pPr>
     </w:lvl>
   </w:abstractNum>
-  <w:abstractNum w:abstractNumId="6" w15:restartNumberingAfterBreak="0">
+  <w:abstractNum w:abstractNumId="7" w15:restartNumberingAfterBreak="0">
     <w:nsid w:val="510F0421"/>
     <w:multiLevelType w:val="hybridMultilevel"/>
     <w:tmpl w:val="FEC092D4"/>
@@ -1059,7 +1147,7 @@
       </w:rPr>
     </w:lvl>
   </w:abstractNum>
-  <w:abstractNum w:abstractNumId="7" w15:restartNumberingAfterBreak="0">
+  <w:abstractNum w:abstractNumId="8" w15:restartNumberingAfterBreak="0">
     <w:nsid w:val="61930371"/>
     <w:multiLevelType w:val="hybridMultilevel"/>
     <w:tmpl w:val="C180E7F8"/>
@@ -1145,7 +1233,7 @@
       </w:pPr>
     </w:lvl>
   </w:abstractNum>
-  <w:abstractNum w:abstractNumId="8" w15:restartNumberingAfterBreak="0">
+  <w:abstractNum w:abstractNumId="9" w15:restartNumberingAfterBreak="0">
     <w:nsid w:val="691A4E7A"/>
     <w:multiLevelType w:val="hybridMultilevel"/>
     <w:tmpl w:val="30885F9E"/>
@@ -1232,7 +1320,7 @@
       </w:pPr>
     </w:lvl>
   </w:abstractNum>
-  <w:abstractNum w:abstractNumId="9" w15:restartNumberingAfterBreak="0">
+  <w:abstractNum w:abstractNumId="10" w15:restartNumberingAfterBreak="0">
     <w:nsid w:val="71690A50"/>
     <w:multiLevelType w:val="hybridMultilevel"/>
     <w:tmpl w:val="C180E7F8"/>
@@ -1319,106 +1407,136 @@
     </w:lvl>
   </w:abstractNum>
   <w:num w:numId="1" w16cid:durableId="697898980">
-    <w:abstractNumId w:val="5"/>
+    <w:abstractNumId w:val="6"/>
   </w:num>
   <w:num w:numId="2" w16cid:durableId="1205171970">
-    <w:abstractNumId w:val="6"/>
+    <w:abstractNumId w:val="7"/>
   </w:num>
   <w:num w:numId="3" w16cid:durableId="1887140642">
-    <w:abstractNumId w:val="2"/>
+    <w:abstractNumId w:val="3"/>
   </w:num>
   <w:num w:numId="4" w16cid:durableId="777874118">
-    <w:abstractNumId w:val="8"/>
+    <w:abstractNumId w:val="9"/>
     <w:lvlOverride w:ilvl="0">
       <w:startOverride w:val="1"/>
     </w:lvlOverride>
   </w:num>
   <w:num w:numId="5" w16cid:durableId="1576433978">
-    <w:abstractNumId w:val="8"/>
+    <w:abstractNumId w:val="9"/>
     <w:lvlOverride w:ilvl="0">
       <w:startOverride w:val="1"/>
     </w:lvlOverride>
   </w:num>
   <w:num w:numId="6" w16cid:durableId="1272280314">
-    <w:abstractNumId w:val="8"/>
+    <w:abstractNumId w:val="9"/>
     <w:lvlOverride w:ilvl="0">
       <w:startOverride w:val="1"/>
     </w:lvlOverride>
   </w:num>
   <w:num w:numId="7" w16cid:durableId="303387530">
-    <w:abstractNumId w:val="8"/>
+    <w:abstractNumId w:val="9"/>
     <w:lvlOverride w:ilvl="0">
       <w:startOverride w:val="1"/>
     </w:lvlOverride>
   </w:num>
   <w:num w:numId="8" w16cid:durableId="971254738">
-    <w:abstractNumId w:val="8"/>
+    <w:abstractNumId w:val="9"/>
     <w:lvlOverride w:ilvl="0">
       <w:startOverride w:val="1"/>
     </w:lvlOverride>
   </w:num>
   <w:num w:numId="9" w16cid:durableId="399451382">
-    <w:abstractNumId w:val="8"/>
+    <w:abstractNumId w:val="9"/>
     <w:lvlOverride w:ilvl="0">
       <w:startOverride w:val="1"/>
     </w:lvlOverride>
   </w:num>
   <w:num w:numId="10" w16cid:durableId="1483422504">
-    <w:abstractNumId w:val="8"/>
+    <w:abstractNumId w:val="9"/>
     <w:lvlOverride w:ilvl="0">
       <w:startOverride w:val="1"/>
     </w:lvlOverride>
   </w:num>
   <w:num w:numId="11" w16cid:durableId="589194706">
-    <w:abstractNumId w:val="8"/>
+    <w:abstractNumId w:val="9"/>
     <w:lvlOverride w:ilvl="0">
       <w:startOverride w:val="1"/>
     </w:lvlOverride>
   </w:num>
   <w:num w:numId="12" w16cid:durableId="1860509229">
-    <w:abstractNumId w:val="8"/>
+    <w:abstractNumId w:val="9"/>
     <w:lvlOverride w:ilvl="0">
       <w:startOverride w:val="1"/>
     </w:lvlOverride>
   </w:num>
   <w:num w:numId="13" w16cid:durableId="2012020996">
-    <w:abstractNumId w:val="8"/>
+    <w:abstractNumId w:val="9"/>
   </w:num>
   <w:num w:numId="14" w16cid:durableId="524517018">
-    <w:abstractNumId w:val="8"/>
+    <w:abstractNumId w:val="9"/>
     <w:lvlOverride w:ilvl="0">
       <w:startOverride w:val="1"/>
     </w:lvlOverride>
   </w:num>
   <w:num w:numId="15" w16cid:durableId="91517163">
-    <w:abstractNumId w:val="8"/>
+    <w:abstractNumId w:val="9"/>
     <w:lvlOverride w:ilvl="0">
       <w:startOverride w:val="1"/>
     </w:lvlOverride>
   </w:num>
   <w:num w:numId="16" w16cid:durableId="1140920344">
-    <w:abstractNumId w:val="8"/>
+    <w:abstractNumId w:val="9"/>
     <w:lvlOverride w:ilvl="0">
       <w:startOverride w:val="1"/>
     </w:lvlOverride>
   </w:num>
   <w:num w:numId="17" w16cid:durableId="773134851">
-    <w:abstractNumId w:val="1"/>
+    <w:abstractNumId w:val="2"/>
   </w:num>
   <w:num w:numId="18" w16cid:durableId="1229609156">
     <w:abstractNumId w:val="0"/>
   </w:num>
   <w:num w:numId="19" w16cid:durableId="1170486823">
-    <w:abstractNumId w:val="7"/>
+    <w:abstractNumId w:val="8"/>
   </w:num>
   <w:num w:numId="20" w16cid:durableId="1216158072">
-    <w:abstractNumId w:val="9"/>
+    <w:abstractNumId w:val="10"/>
   </w:num>
   <w:num w:numId="21" w16cid:durableId="1476604239">
+    <w:abstractNumId w:val="5"/>
+  </w:num>
+  <w:num w:numId="22" w16cid:durableId="786462895">
     <w:abstractNumId w:val="4"/>
   </w:num>
-  <w:num w:numId="22" w16cid:durableId="786462895">
-    <w:abstractNumId w:val="3"/>
+  <w:num w:numId="23" w16cid:durableId="1593200984">
+    <w:abstractNumId w:val="1"/>
+    <w:lvlOverride w:ilvl="0">
+      <w:startOverride w:val="1"/>
+    </w:lvlOverride>
+    <w:lvlOverride w:ilvl="1">
+      <w:startOverride w:val="1"/>
+    </w:lvlOverride>
+    <w:lvlOverride w:ilvl="2">
+      <w:startOverride w:val="1"/>
+    </w:lvlOverride>
+    <w:lvlOverride w:ilvl="3">
+      <w:startOverride w:val="1"/>
+    </w:lvlOverride>
+    <w:lvlOverride w:ilvl="4">
+      <w:startOverride w:val="1"/>
+    </w:lvlOverride>
+    <w:lvlOverride w:ilvl="5">
+      <w:startOverride w:val="1"/>
+    </w:lvlOverride>
+    <w:lvlOverride w:ilvl="6">
+      <w:startOverride w:val="1"/>
+    </w:lvlOverride>
+    <w:lvlOverride w:ilvl="7">
+      <w:startOverride w:val="1"/>
+    </w:lvlOverride>
+    <w:lvlOverride w:ilvl="8">
+      <w:startOverride w:val="1"/>
+    </w:lvlOverride>
   </w:num>
   <w:numIdMacAtCleanup w:val="15"/>
 </w:numbering>
@@ -1864,7 +1982,7 @@
     <w:uiPriority w:val="9"/>
     <w:unhideWhenUsed/>
     <w:qFormat/>
-    <w:rsid w:val="00327C47"/>
+    <w:rsid w:val="00A03169"/>
     <w:pPr>
       <w:keepNext/>
       <w:keepLines/>
@@ -1876,6 +1994,9 @@
       <w:b/>
       <w:bCs/>
       <w:color w:val="000000" w:themeColor="text1"/>
+      <w:sz w:val="24"/>
+      <w:szCs w:val="24"/>
+      <w:lang w:val="it-IT"/>
     </w:rPr>
   </w:style>
   <w:style w:type="paragraph" w:styleId="Heading3">
@@ -1886,7 +2007,7 @@
     <w:uiPriority w:val="9"/>
     <w:unhideWhenUsed/>
     <w:qFormat/>
-    <w:rsid w:val="0001096B"/>
+    <w:rsid w:val="00A03169"/>
     <w:pPr>
       <w:keepNext/>
       <w:keepLines/>
@@ -1895,9 +2016,11 @@
     </w:pPr>
     <w:rPr>
       <w:rFonts w:eastAsiaTheme="majorEastAsia" w:cstheme="majorBidi"/>
+      <w:b/>
+      <w:bCs/>
       <w:color w:val="000000" w:themeColor="text1"/>
-      <w:sz w:val="28"/>
-      <w:szCs w:val="28"/>
+      <w:sz w:val="20"/>
+      <w:szCs w:val="20"/>
     </w:rPr>
   </w:style>
   <w:style w:type="paragraph" w:styleId="Heading4">
@@ -2032,6 +2155,7 @@
   <w:style w:type="character" w:default="1" w:styleId="DefaultParagraphFont">
     <w:name w:val="Default Paragraph Font"/>
     <w:uiPriority w:val="1"/>
+    <w:semiHidden/>
     <w:unhideWhenUsed/>
   </w:style>
   <w:style w:type="table" w:default="1" w:styleId="TableNormal">
@@ -2075,12 +2199,15 @@
     <w:basedOn w:val="DefaultParagraphFont"/>
     <w:link w:val="Heading2"/>
     <w:uiPriority w:val="9"/>
-    <w:rsid w:val="00327C47"/>
+    <w:rsid w:val="00A03169"/>
     <w:rPr>
       <w:rFonts w:ascii="Arial" w:eastAsiaTheme="majorEastAsia" w:hAnsi="Arial" w:cs="Arial"/>
       <w:b/>
       <w:bCs/>
       <w:color w:val="000000" w:themeColor="text1"/>
+      <w:sz w:val="24"/>
+      <w:szCs w:val="24"/>
+      <w:lang w:val="it-IT"/>
       <w14:ligatures w14:val="none"/>
     </w:rPr>
   </w:style>
@@ -2089,12 +2216,15 @@
     <w:basedOn w:val="DefaultParagraphFont"/>
     <w:link w:val="Heading3"/>
     <w:uiPriority w:val="9"/>
-    <w:rsid w:val="0001096B"/>
-    <w:rPr>
-      <w:rFonts w:eastAsiaTheme="majorEastAsia" w:cstheme="majorBidi"/>
+    <w:rsid w:val="00A03169"/>
+    <w:rPr>
+      <w:rFonts w:ascii="Arial" w:eastAsiaTheme="majorEastAsia" w:hAnsi="Arial" w:cstheme="majorBidi"/>
+      <w:b/>
+      <w:bCs/>
       <w:color w:val="000000" w:themeColor="text1"/>
-      <w:sz w:val="28"/>
-      <w:szCs w:val="28"/>
+      <w:sz w:val="20"/>
+      <w:szCs w:val="20"/>
+      <w14:ligatures w14:val="none"/>
     </w:rPr>
   </w:style>
   <w:style w:type="character" w:customStyle="1" w:styleId="Heading4Char">
@@ -2539,10 +2669,10 @@
       <w14:ligatures w14:val="none"/>
     </w:rPr>
   </w:style>
-  <w:style w:type="paragraph" w:customStyle="1" w:styleId="Wsreference">
-    <w:name w:val="Ws reference"/>
+  <w:style w:type="paragraph" w:customStyle="1" w:styleId="AIinstructions">
+    <w:name w:val="AI instructions"/>
     <w:basedOn w:val="Normal"/>
-    <w:link w:val="WsreferenceChar"/>
+    <w:link w:val="AIinstructionsChar"/>
     <w:qFormat/>
     <w:rsid w:val="007F6ABB"/>
     <w:rPr>
@@ -2551,10 +2681,10 @@
       <w:szCs w:val="18"/>
     </w:rPr>
   </w:style>
-  <w:style w:type="character" w:customStyle="1" w:styleId="WsreferenceChar">
-    <w:name w:val="Ws reference Char"/>
+  <w:style w:type="character" w:customStyle="1" w:styleId="AIinstructionsChar">
+    <w:name w:val="AI instructions Char"/>
     <w:basedOn w:val="DefaultParagraphFont"/>
-    <w:link w:val="Wsreference"/>
+    <w:link w:val="AIinstructions"/>
     <w:rsid w:val="007F6ABB"/>
     <w:rPr>
       <w:rFonts w:ascii="Arial" w:hAnsi="Arial" w:cs="Arial"/>
@@ -2601,16 +2731,18 @@
   </w:style>
   <w:style w:type="character" w:styleId="BookTitle">
     <w:name w:val="Book Title"/>
+    <w:aliases w:val="Info for Humans"/>
     <w:basedOn w:val="DefaultParagraphFont"/>
     <w:uiPriority w:val="33"/>
     <w:qFormat/>
-    <w:rsid w:val="00780A02"/>
-    <w:rPr>
-      <w:b/>
-      <w:bCs/>
+    <w:rsid w:val="000971AF"/>
+    <w:rPr>
       <w:i/>
       <w:iCs/>
+      <w:color w:val="4C94D8" w:themeColor="text2" w:themeTint="80"/>
       <w:spacing w:val="5"/>
+      <w:sz w:val="18"/>
+      <w:szCs w:val="18"/>
     </w:rPr>
   </w:style>
   <w:style w:type="paragraph" w:customStyle="1" w:styleId="Wsnumber">
@@ -2781,6 +2913,35 @@
       <w:sz w:val="24"/>
       <w:szCs w:val="24"/>
       <w:lang w:eastAsia="en-GB"/>
+      <w14:ligatures w14:val="none"/>
+    </w:rPr>
+  </w:style>
+  <w:style w:type="paragraph" w:customStyle="1" w:styleId="Infoforhumans">
+    <w:name w:val="Info for humans"/>
+    <w:basedOn w:val="Normal"/>
+    <w:link w:val="InfoforhumansChar"/>
+    <w:qFormat/>
+    <w:rsid w:val="008020DA"/>
+    <w:pPr>
+      <w:widowControl/>
+    </w:pPr>
+    <w:rPr>
+      <w:color w:val="0070C0"/>
+      <w:sz w:val="18"/>
+    </w:rPr>
+  </w:style>
+  <w:style w:type="character" w:customStyle="1" w:styleId="InfoforhumansChar">
+    <w:name w:val="Info for humans Char"/>
+    <w:basedOn w:val="Heading1Char"/>
+    <w:link w:val="Infoforhumans"/>
+    <w:rsid w:val="008020DA"/>
+    <w:rPr>
+      <w:rFonts w:ascii="Arial" w:eastAsiaTheme="majorEastAsia" w:hAnsi="Arial" w:cs="Arial"/>
+      <w:b w:val="0"/>
+      <w:bCs w:val="0"/>
+      <w:color w:val="0070C0"/>
+      <w:sz w:val="18"/>
+      <w:szCs w:val="28"/>
       <w14:ligatures w14:val="none"/>
     </w:rPr>
   </w:style>

--- a/content/CP4807/CP4807-Cont.docx
+++ b/content/CP4807/CP4807-Cont.docx
@@ -43,7 +43,7 @@
           </w:tcPr>
           <w:p>
             <w:pPr>
-              <w:pStyle w:val="AIinstructions"/>
+              <w:pStyle w:val="Wsreference"/>
             </w:pPr>
             <w:r>
               <w:t/>
@@ -72,12 +72,10 @@
               <w:pStyle w:val="Wsname"/>
             </w:pPr>
             <w:r>
-              <w:t>Content</w:t>
-            </w:r>
-            <w:r>
-              <w:t>s</w:t>
+              <w:t>Contents</w:t>
             </w:r>
           </w:p>
+          <w:p/>
         </w:tc>
         <w:tc>
           <w:tcPr>
@@ -437,92 +435,6 @@
     </w:lvl>
   </w:abstractNum>
   <w:abstractNum w:abstractNumId="1" w15:restartNumberingAfterBreak="0">
-    <w:nsid w:val="1CF64BAE"/>
-    <w:multiLevelType w:val="hybridMultilevel"/>
-    <w:tmpl w:val="3E6C0900"/>
-    <w:lvl w:ilvl="0" w:tplc="0809000F">
-      <w:start w:val="1"/>
-      <w:numFmt w:val="decimal"/>
-      <w:lvlText w:val="%1."/>
-      <w:lvlJc w:val="left"/>
-      <w:pPr>
-        <w:ind w:left="720" w:hanging="360"/>
-      </w:pPr>
-    </w:lvl>
-    <w:lvl w:ilvl="1" w:tplc="08090019">
-      <w:start w:val="1"/>
-      <w:numFmt w:val="lowerLetter"/>
-      <w:lvlText w:val="%2."/>
-      <w:lvlJc w:val="left"/>
-      <w:pPr>
-        <w:ind w:left="1440" w:hanging="360"/>
-      </w:pPr>
-    </w:lvl>
-    <w:lvl w:ilvl="2" w:tplc="0809001B">
-      <w:start w:val="1"/>
-      <w:numFmt w:val="lowerRoman"/>
-      <w:lvlText w:val="%3."/>
-      <w:lvlJc w:val="right"/>
-      <w:pPr>
-        <w:ind w:left="2160" w:hanging="180"/>
-      </w:pPr>
-    </w:lvl>
-    <w:lvl w:ilvl="3" w:tplc="0809000F">
-      <w:start w:val="1"/>
-      <w:numFmt w:val="decimal"/>
-      <w:lvlText w:val="%4."/>
-      <w:lvlJc w:val="left"/>
-      <w:pPr>
-        <w:ind w:left="2880" w:hanging="360"/>
-      </w:pPr>
-    </w:lvl>
-    <w:lvl w:ilvl="4" w:tplc="08090019">
-      <w:start w:val="1"/>
-      <w:numFmt w:val="lowerLetter"/>
-      <w:lvlText w:val="%5."/>
-      <w:lvlJc w:val="left"/>
-      <w:pPr>
-        <w:ind w:left="3600" w:hanging="360"/>
-      </w:pPr>
-    </w:lvl>
-    <w:lvl w:ilvl="5" w:tplc="0809001B">
-      <w:start w:val="1"/>
-      <w:numFmt w:val="lowerRoman"/>
-      <w:lvlText w:val="%6."/>
-      <w:lvlJc w:val="right"/>
-      <w:pPr>
-        <w:ind w:left="4320" w:hanging="180"/>
-      </w:pPr>
-    </w:lvl>
-    <w:lvl w:ilvl="6" w:tplc="0809000F">
-      <w:start w:val="1"/>
-      <w:numFmt w:val="decimal"/>
-      <w:lvlText w:val="%7."/>
-      <w:lvlJc w:val="left"/>
-      <w:pPr>
-        <w:ind w:left="5040" w:hanging="360"/>
-      </w:pPr>
-    </w:lvl>
-    <w:lvl w:ilvl="7" w:tplc="08090019">
-      <w:start w:val="1"/>
-      <w:numFmt w:val="lowerLetter"/>
-      <w:lvlText w:val="%8."/>
-      <w:lvlJc w:val="left"/>
-      <w:pPr>
-        <w:ind w:left="5760" w:hanging="360"/>
-      </w:pPr>
-    </w:lvl>
-    <w:lvl w:ilvl="8" w:tplc="0809001B">
-      <w:start w:val="1"/>
-      <w:numFmt w:val="lowerRoman"/>
-      <w:lvlText w:val="%9."/>
-      <w:lvlJc w:val="right"/>
-      <w:pPr>
-        <w:ind w:left="6480" w:hanging="180"/>
-      </w:pPr>
-    </w:lvl>
-  </w:abstractNum>
-  <w:abstractNum w:abstractNumId="2" w15:restartNumberingAfterBreak="0">
     <w:nsid w:val="1EDE6A06"/>
     <w:multiLevelType w:val="hybridMultilevel"/>
     <w:tmpl w:val="107E292A"/>
@@ -662,7 +574,7 @@
       </w:rPr>
     </w:lvl>
   </w:abstractNum>
-  <w:abstractNum w:abstractNumId="3" w15:restartNumberingAfterBreak="0">
+  <w:abstractNum w:abstractNumId="2" w15:restartNumberingAfterBreak="0">
     <w:nsid w:val="27231DF8"/>
     <w:multiLevelType w:val="hybridMultilevel"/>
     <w:tmpl w:val="F1DE6CB2"/>
@@ -775,7 +687,7 @@
       </w:rPr>
     </w:lvl>
   </w:abstractNum>
-  <w:abstractNum w:abstractNumId="4" w15:restartNumberingAfterBreak="0">
+  <w:abstractNum w:abstractNumId="3" w15:restartNumberingAfterBreak="0">
     <w:nsid w:val="42CA77DD"/>
     <w:multiLevelType w:val="hybridMultilevel"/>
     <w:tmpl w:val="C180E7F8"/>
@@ -861,7 +773,7 @@
       </w:pPr>
     </w:lvl>
   </w:abstractNum>
-  <w:abstractNum w:abstractNumId="5" w15:restartNumberingAfterBreak="0">
+  <w:abstractNum w:abstractNumId="4" w15:restartNumberingAfterBreak="0">
     <w:nsid w:val="43BC4DEA"/>
     <w:multiLevelType w:val="hybridMultilevel"/>
     <w:tmpl w:val="C180E7F8"/>
@@ -947,7 +859,7 @@
       </w:pPr>
     </w:lvl>
   </w:abstractNum>
-  <w:abstractNum w:abstractNumId="6" w15:restartNumberingAfterBreak="0">
+  <w:abstractNum w:abstractNumId="5" w15:restartNumberingAfterBreak="0">
     <w:nsid w:val="461F5479"/>
     <w:multiLevelType w:val="hybridMultilevel"/>
     <w:tmpl w:val="E2687198"/>
@@ -1033,7 +945,7 @@
       </w:pPr>
     </w:lvl>
   </w:abstractNum>
-  <w:abstractNum w:abstractNumId="7" w15:restartNumberingAfterBreak="0">
+  <w:abstractNum w:abstractNumId="6" w15:restartNumberingAfterBreak="0">
     <w:nsid w:val="510F0421"/>
     <w:multiLevelType w:val="hybridMultilevel"/>
     <w:tmpl w:val="FEC092D4"/>
@@ -1147,7 +1059,7 @@
       </w:rPr>
     </w:lvl>
   </w:abstractNum>
-  <w:abstractNum w:abstractNumId="8" w15:restartNumberingAfterBreak="0">
+  <w:abstractNum w:abstractNumId="7" w15:restartNumberingAfterBreak="0">
     <w:nsid w:val="61930371"/>
     <w:multiLevelType w:val="hybridMultilevel"/>
     <w:tmpl w:val="C180E7F8"/>
@@ -1233,7 +1145,7 @@
       </w:pPr>
     </w:lvl>
   </w:abstractNum>
-  <w:abstractNum w:abstractNumId="9" w15:restartNumberingAfterBreak="0">
+  <w:abstractNum w:abstractNumId="8" w15:restartNumberingAfterBreak="0">
     <w:nsid w:val="691A4E7A"/>
     <w:multiLevelType w:val="hybridMultilevel"/>
     <w:tmpl w:val="30885F9E"/>
@@ -1320,7 +1232,7 @@
       </w:pPr>
     </w:lvl>
   </w:abstractNum>
-  <w:abstractNum w:abstractNumId="10" w15:restartNumberingAfterBreak="0">
+  <w:abstractNum w:abstractNumId="9" w15:restartNumberingAfterBreak="0">
     <w:nsid w:val="71690A50"/>
     <w:multiLevelType w:val="hybridMultilevel"/>
     <w:tmpl w:val="C180E7F8"/>
@@ -1407,136 +1319,106 @@
     </w:lvl>
   </w:abstractNum>
   <w:num w:numId="1" w16cid:durableId="697898980">
+    <w:abstractNumId w:val="5"/>
+  </w:num>
+  <w:num w:numId="2" w16cid:durableId="1205171970">
     <w:abstractNumId w:val="6"/>
   </w:num>
-  <w:num w:numId="2" w16cid:durableId="1205171970">
-    <w:abstractNumId w:val="7"/>
-  </w:num>
   <w:num w:numId="3" w16cid:durableId="1887140642">
-    <w:abstractNumId w:val="3"/>
+    <w:abstractNumId w:val="2"/>
   </w:num>
   <w:num w:numId="4" w16cid:durableId="777874118">
-    <w:abstractNumId w:val="9"/>
+    <w:abstractNumId w:val="8"/>
     <w:lvlOverride w:ilvl="0">
       <w:startOverride w:val="1"/>
     </w:lvlOverride>
   </w:num>
   <w:num w:numId="5" w16cid:durableId="1576433978">
-    <w:abstractNumId w:val="9"/>
+    <w:abstractNumId w:val="8"/>
     <w:lvlOverride w:ilvl="0">
       <w:startOverride w:val="1"/>
     </w:lvlOverride>
   </w:num>
   <w:num w:numId="6" w16cid:durableId="1272280314">
-    <w:abstractNumId w:val="9"/>
+    <w:abstractNumId w:val="8"/>
     <w:lvlOverride w:ilvl="0">
       <w:startOverride w:val="1"/>
     </w:lvlOverride>
   </w:num>
   <w:num w:numId="7" w16cid:durableId="303387530">
-    <w:abstractNumId w:val="9"/>
+    <w:abstractNumId w:val="8"/>
     <w:lvlOverride w:ilvl="0">
       <w:startOverride w:val="1"/>
     </w:lvlOverride>
   </w:num>
   <w:num w:numId="8" w16cid:durableId="971254738">
-    <w:abstractNumId w:val="9"/>
+    <w:abstractNumId w:val="8"/>
     <w:lvlOverride w:ilvl="0">
       <w:startOverride w:val="1"/>
     </w:lvlOverride>
   </w:num>
   <w:num w:numId="9" w16cid:durableId="399451382">
-    <w:abstractNumId w:val="9"/>
+    <w:abstractNumId w:val="8"/>
     <w:lvlOverride w:ilvl="0">
       <w:startOverride w:val="1"/>
     </w:lvlOverride>
   </w:num>
   <w:num w:numId="10" w16cid:durableId="1483422504">
-    <w:abstractNumId w:val="9"/>
+    <w:abstractNumId w:val="8"/>
     <w:lvlOverride w:ilvl="0">
       <w:startOverride w:val="1"/>
     </w:lvlOverride>
   </w:num>
   <w:num w:numId="11" w16cid:durableId="589194706">
-    <w:abstractNumId w:val="9"/>
+    <w:abstractNumId w:val="8"/>
     <w:lvlOverride w:ilvl="0">
       <w:startOverride w:val="1"/>
     </w:lvlOverride>
   </w:num>
   <w:num w:numId="12" w16cid:durableId="1860509229">
-    <w:abstractNumId w:val="9"/>
+    <w:abstractNumId w:val="8"/>
     <w:lvlOverride w:ilvl="0">
       <w:startOverride w:val="1"/>
     </w:lvlOverride>
   </w:num>
   <w:num w:numId="13" w16cid:durableId="2012020996">
-    <w:abstractNumId w:val="9"/>
+    <w:abstractNumId w:val="8"/>
   </w:num>
   <w:num w:numId="14" w16cid:durableId="524517018">
-    <w:abstractNumId w:val="9"/>
+    <w:abstractNumId w:val="8"/>
     <w:lvlOverride w:ilvl="0">
       <w:startOverride w:val="1"/>
     </w:lvlOverride>
   </w:num>
   <w:num w:numId="15" w16cid:durableId="91517163">
-    <w:abstractNumId w:val="9"/>
+    <w:abstractNumId w:val="8"/>
     <w:lvlOverride w:ilvl="0">
       <w:startOverride w:val="1"/>
     </w:lvlOverride>
   </w:num>
   <w:num w:numId="16" w16cid:durableId="1140920344">
-    <w:abstractNumId w:val="9"/>
+    <w:abstractNumId w:val="8"/>
     <w:lvlOverride w:ilvl="0">
       <w:startOverride w:val="1"/>
     </w:lvlOverride>
   </w:num>
   <w:num w:numId="17" w16cid:durableId="773134851">
-    <w:abstractNumId w:val="2"/>
+    <w:abstractNumId w:val="1"/>
   </w:num>
   <w:num w:numId="18" w16cid:durableId="1229609156">
     <w:abstractNumId w:val="0"/>
   </w:num>
   <w:num w:numId="19" w16cid:durableId="1170486823">
-    <w:abstractNumId w:val="8"/>
+    <w:abstractNumId w:val="7"/>
   </w:num>
   <w:num w:numId="20" w16cid:durableId="1216158072">
-    <w:abstractNumId w:val="10"/>
+    <w:abstractNumId w:val="9"/>
   </w:num>
   <w:num w:numId="21" w16cid:durableId="1476604239">
-    <w:abstractNumId w:val="5"/>
+    <w:abstractNumId w:val="4"/>
   </w:num>
   <w:num w:numId="22" w16cid:durableId="786462895">
-    <w:abstractNumId w:val="4"/>
-  </w:num>
-  <w:num w:numId="23" w16cid:durableId="1593200984">
-    <w:abstractNumId w:val="1"/>
-    <w:lvlOverride w:ilvl="0">
-      <w:startOverride w:val="1"/>
-    </w:lvlOverride>
-    <w:lvlOverride w:ilvl="1">
-      <w:startOverride w:val="1"/>
-    </w:lvlOverride>
-    <w:lvlOverride w:ilvl="2">
-      <w:startOverride w:val="1"/>
-    </w:lvlOverride>
-    <w:lvlOverride w:ilvl="3">
-      <w:startOverride w:val="1"/>
-    </w:lvlOverride>
-    <w:lvlOverride w:ilvl="4">
-      <w:startOverride w:val="1"/>
-    </w:lvlOverride>
-    <w:lvlOverride w:ilvl="5">
-      <w:startOverride w:val="1"/>
-    </w:lvlOverride>
-    <w:lvlOverride w:ilvl="6">
-      <w:startOverride w:val="1"/>
-    </w:lvlOverride>
-    <w:lvlOverride w:ilvl="7">
-      <w:startOverride w:val="1"/>
-    </w:lvlOverride>
-    <w:lvlOverride w:ilvl="8">
-      <w:startOverride w:val="1"/>
-    </w:lvlOverride>
+    <w:abstractNumId w:val="3"/>
   </w:num>
   <w:numIdMacAtCleanup w:val="15"/>
 </w:numbering>
@@ -1982,7 +1864,7 @@
     <w:uiPriority w:val="9"/>
     <w:unhideWhenUsed/>
     <w:qFormat/>
-    <w:rsid w:val="00A03169"/>
+    <w:rsid w:val="00327C47"/>
     <w:pPr>
       <w:keepNext/>
       <w:keepLines/>
@@ -1994,9 +1876,6 @@
       <w:b/>
       <w:bCs/>
       <w:color w:val="000000" w:themeColor="text1"/>
-      <w:sz w:val="24"/>
-      <w:szCs w:val="24"/>
-      <w:lang w:val="it-IT"/>
     </w:rPr>
   </w:style>
   <w:style w:type="paragraph" w:styleId="Heading3">
@@ -2007,7 +1886,7 @@
     <w:uiPriority w:val="9"/>
     <w:unhideWhenUsed/>
     <w:qFormat/>
-    <w:rsid w:val="00A03169"/>
+    <w:rsid w:val="0001096B"/>
     <w:pPr>
       <w:keepNext/>
       <w:keepLines/>
@@ -2016,11 +1895,9 @@
     </w:pPr>
     <w:rPr>
       <w:rFonts w:eastAsiaTheme="majorEastAsia" w:cstheme="majorBidi"/>
-      <w:b/>
-      <w:bCs/>
       <w:color w:val="000000" w:themeColor="text1"/>
-      <w:sz w:val="20"/>
-      <w:szCs w:val="20"/>
+      <w:sz w:val="28"/>
+      <w:szCs w:val="28"/>
     </w:rPr>
   </w:style>
   <w:style w:type="paragraph" w:styleId="Heading4">
@@ -2155,7 +2032,6 @@
   <w:style w:type="character" w:default="1" w:styleId="DefaultParagraphFont">
     <w:name w:val="Default Paragraph Font"/>
     <w:uiPriority w:val="1"/>
-    <w:semiHidden/>
     <w:unhideWhenUsed/>
   </w:style>
   <w:style w:type="table" w:default="1" w:styleId="TableNormal">
@@ -2199,15 +2075,12 @@
     <w:basedOn w:val="DefaultParagraphFont"/>
     <w:link w:val="Heading2"/>
     <w:uiPriority w:val="9"/>
-    <w:rsid w:val="00A03169"/>
+    <w:rsid w:val="00327C47"/>
     <w:rPr>
       <w:rFonts w:ascii="Arial" w:eastAsiaTheme="majorEastAsia" w:hAnsi="Arial" w:cs="Arial"/>
       <w:b/>
       <w:bCs/>
       <w:color w:val="000000" w:themeColor="text1"/>
-      <w:sz w:val="24"/>
-      <w:szCs w:val="24"/>
-      <w:lang w:val="it-IT"/>
       <w14:ligatures w14:val="none"/>
     </w:rPr>
   </w:style>
@@ -2216,15 +2089,12 @@
     <w:basedOn w:val="DefaultParagraphFont"/>
     <w:link w:val="Heading3"/>
     <w:uiPriority w:val="9"/>
-    <w:rsid w:val="00A03169"/>
-    <w:rPr>
-      <w:rFonts w:ascii="Arial" w:eastAsiaTheme="majorEastAsia" w:hAnsi="Arial" w:cstheme="majorBidi"/>
-      <w:b/>
-      <w:bCs/>
+    <w:rsid w:val="0001096B"/>
+    <w:rPr>
+      <w:rFonts w:eastAsiaTheme="majorEastAsia" w:cstheme="majorBidi"/>
       <w:color w:val="000000" w:themeColor="text1"/>
-      <w:sz w:val="20"/>
-      <w:szCs w:val="20"/>
-      <w14:ligatures w14:val="none"/>
+      <w:sz w:val="28"/>
+      <w:szCs w:val="28"/>
     </w:rPr>
   </w:style>
   <w:style w:type="character" w:customStyle="1" w:styleId="Heading4Char">
@@ -2669,10 +2539,10 @@
       <w14:ligatures w14:val="none"/>
     </w:rPr>
   </w:style>
-  <w:style w:type="paragraph" w:customStyle="1" w:styleId="AIinstructions">
-    <w:name w:val="AI instructions"/>
+  <w:style w:type="paragraph" w:customStyle="1" w:styleId="Wsreference">
+    <w:name w:val="Ws reference"/>
     <w:basedOn w:val="Normal"/>
-    <w:link w:val="AIinstructionsChar"/>
+    <w:link w:val="WsreferenceChar"/>
     <w:qFormat/>
     <w:rsid w:val="007F6ABB"/>
     <w:rPr>
@@ -2681,10 +2551,10 @@
       <w:szCs w:val="18"/>
     </w:rPr>
   </w:style>
-  <w:style w:type="character" w:customStyle="1" w:styleId="AIinstructionsChar">
-    <w:name w:val="AI instructions Char"/>
+  <w:style w:type="character" w:customStyle="1" w:styleId="WsreferenceChar">
+    <w:name w:val="Ws reference Char"/>
     <w:basedOn w:val="DefaultParagraphFont"/>
-    <w:link w:val="AIinstructions"/>
+    <w:link w:val="Wsreference"/>
     <w:rsid w:val="007F6ABB"/>
     <w:rPr>
       <w:rFonts w:ascii="Arial" w:hAnsi="Arial" w:cs="Arial"/>
@@ -2731,18 +2601,16 @@
   </w:style>
   <w:style w:type="character" w:styleId="BookTitle">
     <w:name w:val="Book Title"/>
-    <w:aliases w:val="Info for Humans"/>
     <w:basedOn w:val="DefaultParagraphFont"/>
     <w:uiPriority w:val="33"/>
     <w:qFormat/>
-    <w:rsid w:val="000971AF"/>
-    <w:rPr>
+    <w:rsid w:val="00780A02"/>
+    <w:rPr>
+      <w:b/>
+      <w:bCs/>
       <w:i/>
       <w:iCs/>
-      <w:color w:val="4C94D8" w:themeColor="text2" w:themeTint="80"/>
       <w:spacing w:val="5"/>
-      <w:sz w:val="18"/>
-      <w:szCs w:val="18"/>
     </w:rPr>
   </w:style>
   <w:style w:type="paragraph" w:customStyle="1" w:styleId="Wsnumber">
@@ -2913,35 +2781,6 @@
       <w:sz w:val="24"/>
       <w:szCs w:val="24"/>
       <w:lang w:eastAsia="en-GB"/>
-      <w14:ligatures w14:val="none"/>
-    </w:rPr>
-  </w:style>
-  <w:style w:type="paragraph" w:customStyle="1" w:styleId="Infoforhumans">
-    <w:name w:val="Info for humans"/>
-    <w:basedOn w:val="Normal"/>
-    <w:link w:val="InfoforhumansChar"/>
-    <w:qFormat/>
-    <w:rsid w:val="008020DA"/>
-    <w:pPr>
-      <w:widowControl/>
-    </w:pPr>
-    <w:rPr>
-      <w:color w:val="0070C0"/>
-      <w:sz w:val="18"/>
-    </w:rPr>
-  </w:style>
-  <w:style w:type="character" w:customStyle="1" w:styleId="InfoforhumansChar">
-    <w:name w:val="Info for humans Char"/>
-    <w:basedOn w:val="Heading1Char"/>
-    <w:link w:val="Infoforhumans"/>
-    <w:rsid w:val="008020DA"/>
-    <w:rPr>
-      <w:rFonts w:ascii="Arial" w:eastAsiaTheme="majorEastAsia" w:hAnsi="Arial" w:cs="Arial"/>
-      <w:b w:val="0"/>
-      <w:bCs w:val="0"/>
-      <w:color w:val="0070C0"/>
-      <w:sz w:val="18"/>
-      <w:szCs w:val="28"/>
       <w14:ligatures w14:val="none"/>
     </w:rPr>
   </w:style>
